--- a/loan-payment-skip/Loan Payment Skip Config Worksheet.docx
+++ b/loan-payment-skip/Loan Payment Skip Config Worksheet.docx
@@ -616,7 +616,15 @@
             </w:r>
             <w:proofErr w:type="gramEnd"/>
             <w:r>
-              <w:t xml:space="preserve"> eligible for skip a  pay. </w:t>
+              <w:t xml:space="preserve"> eligible for skip </w:t>
+            </w:r>
+            <w:proofErr w:type="gramStart"/>
+            <w:r>
+              <w:t>a  pay</w:t>
+            </w:r>
+            <w:proofErr w:type="gramEnd"/>
+            <w:r>
+              <w:t xml:space="preserve">. </w:t>
             </w:r>
           </w:p>
           <w:p/>
@@ -1667,16 +1675,7 @@
           <w:szCs w:val="32"/>
         </w:rPr>
         <w:lastRenderedPageBreak/>
-        <w:t>Exclusionary Criteria</w:t>
-      </w:r>
-      <w:r>
-        <w:rPr>
-          <w:rFonts w:asciiTheme="majorHAnsi" w:eastAsiaTheme="majorEastAsia" w:hAnsiTheme="majorHAnsi" w:cstheme="majorBidi"/>
-          <w:color w:val="2F5496" w:themeColor="accent1" w:themeShade="BF"/>
-          <w:sz w:val="32"/>
-          <w:szCs w:val="32"/>
-        </w:rPr>
-        <w:t xml:space="preserve"> - Continued</w:t>
+        <w:t>Exclusionary Criteria - Continued</w:t>
       </w:r>
     </w:p>
     <w:tbl>
@@ -2215,7 +2214,7 @@
               <w:t>Valid Values</w:t>
             </w:r>
             <w:r>
-              <w:t>: 0-99 or ALL</w:t>
+              <w:t>: 0-99</w:t>
             </w:r>
           </w:p>
         </w:tc>
@@ -3248,11 +3247,19 @@
               <w:t xml:space="preserve">The program uses a System GL and then drills down to the Sub-Source Code. </w:t>
             </w:r>
             <w:r>
-              <w:t xml:space="preserve">Depending on how the  ‘Fee Comment Option’ </w:t>
+              <w:t xml:space="preserve">Depending on how </w:t>
             </w:r>
             <w:proofErr w:type="gramStart"/>
             <w:r>
-              <w:t>above</w:t>
+              <w:t>the  ‘</w:t>
+            </w:r>
+            <w:proofErr w:type="gramEnd"/>
+            <w:r>
+              <w:t xml:space="preserve">Fee Comment </w:t>
+            </w:r>
+            <w:proofErr w:type="gramStart"/>
+            <w:r>
+              <w:t>Option’ above</w:t>
             </w:r>
             <w:proofErr w:type="gramEnd"/>
             <w:r>
@@ -5219,14 +5226,12 @@
 </file>
 
 <file path=customXml/item1.xml><?xml version="1.0" encoding="utf-8"?>
-<p:properties xmlns:p="http://schemas.microsoft.com/office/2006/metadata/properties" xmlns:xsi="http://www.w3.org/2001/XMLSchema-instance" xmlns:pc="http://schemas.microsoft.com/office/infopath/2007/PartnerControls">
-  <documentManagement>
-    <lcf76f155ced4ddcb4097134ff3c332f xmlns="9ba05911-c24a-4853-8769-8a1374fe7448">
-      <Terms xmlns="http://schemas.microsoft.com/office/infopath/2007/PartnerControls"/>
-    </lcf76f155ced4ddcb4097134ff3c332f>
-    <TaxCatchAll xmlns="770a5452-f489-4b73-ab95-d08ebfacd134" xsi:nil="true"/>
-  </documentManagement>
-</p:properties>
+<?mso-contentType ?>
+<FormTemplates xmlns="http://schemas.microsoft.com/sharepoint/v3/contenttype/forms">
+  <Display>DocumentLibraryForm</Display>
+  <Edit>DocumentLibraryForm</Edit>
+  <New>DocumentLibraryForm</New>
+</FormTemplates>
 </file>
 
 <file path=customXml/item2.xml><?xml version="1.0" encoding="utf-8"?>
@@ -5454,21 +5459,20 @@
 </file>
 
 <file path=customXml/item3.xml><?xml version="1.0" encoding="utf-8"?>
-<?mso-contentType ?>
-<FormTemplates xmlns="http://schemas.microsoft.com/sharepoint/v3/contenttype/forms">
-  <Display>DocumentLibraryForm</Display>
-  <Edit>DocumentLibraryForm</Edit>
-  <New>DocumentLibraryForm</New>
-</FormTemplates>
+<p:properties xmlns:p="http://schemas.microsoft.com/office/2006/metadata/properties" xmlns:xsi="http://www.w3.org/2001/XMLSchema-instance" xmlns:pc="http://schemas.microsoft.com/office/infopath/2007/PartnerControls">
+  <documentManagement>
+    <lcf76f155ced4ddcb4097134ff3c332f xmlns="9ba05911-c24a-4853-8769-8a1374fe7448">
+      <Terms xmlns="http://schemas.microsoft.com/office/infopath/2007/PartnerControls"/>
+    </lcf76f155ced4ddcb4097134ff3c332f>
+    <TaxCatchAll xmlns="770a5452-f489-4b73-ab95-d08ebfacd134" xsi:nil="true"/>
+  </documentManagement>
+</p:properties>
 </file>
 
 <file path=customXml/itemProps1.xml><?xml version="1.0" encoding="utf-8"?>
-<ds:datastoreItem xmlns:ds="http://schemas.openxmlformats.org/officeDocument/2006/customXml" ds:itemID="{56FDD938-FE0C-450A-88D4-820581D04DD2}">
+<ds:datastoreItem xmlns:ds="http://schemas.openxmlformats.org/officeDocument/2006/customXml" ds:itemID="{C9DB75E7-4E0B-46A2-A424-7EBF9E354C92}">
   <ds:schemaRefs>
-    <ds:schemaRef ds:uri="http://schemas.microsoft.com/office/2006/metadata/properties"/>
-    <ds:schemaRef ds:uri="http://schemas.microsoft.com/office/infopath/2007/PartnerControls"/>
-    <ds:schemaRef ds:uri="9ba05911-c24a-4853-8769-8a1374fe7448"/>
-    <ds:schemaRef ds:uri="770a5452-f489-4b73-ab95-d08ebfacd134"/>
+    <ds:schemaRef ds:uri="http://schemas.microsoft.com/sharepoint/v3/contenttype/forms"/>
   </ds:schemaRefs>
 </ds:datastoreItem>
 </file>
@@ -5494,9 +5498,12 @@
 </file>
 
 <file path=customXml/itemProps3.xml><?xml version="1.0" encoding="utf-8"?>
-<ds:datastoreItem xmlns:ds="http://schemas.openxmlformats.org/officeDocument/2006/customXml" ds:itemID="{C9DB75E7-4E0B-46A2-A424-7EBF9E354C92}">
+<ds:datastoreItem xmlns:ds="http://schemas.openxmlformats.org/officeDocument/2006/customXml" ds:itemID="{56FDD938-FE0C-450A-88D4-820581D04DD2}">
   <ds:schemaRefs>
-    <ds:schemaRef ds:uri="http://schemas.microsoft.com/sharepoint/v3/contenttype/forms"/>
+    <ds:schemaRef ds:uri="http://schemas.microsoft.com/office/2006/metadata/properties"/>
+    <ds:schemaRef ds:uri="http://schemas.microsoft.com/office/infopath/2007/PartnerControls"/>
+    <ds:schemaRef ds:uri="9ba05911-c24a-4853-8769-8a1374fe7448"/>
+    <ds:schemaRef ds:uri="770a5452-f489-4b73-ab95-d08ebfacd134"/>
   </ds:schemaRefs>
 </ds:datastoreItem>
 </file>